--- a/Backend/Director_Disclosure/Output_Disclosures/2024-25/DGR_NETSOL_PRIVATE_LIMITED/DIR-8/DIR8_DIVAN_GIRISHBHAI_RAIMAGIA_07101593.docx
+++ b/Backend/Director_Disclosure/Output_Disclosures/2024-25/DGR_NETSOL_PRIVATE_LIMITED/DIR-8/DIR8_DIVAN_GIRISHBHAI_RAIMAGIA_07101593.docx
@@ -340,7 +340,7 @@
                 <w:b w:val="0"/>
                 <w:sz w:val="23"/>
               </w:rPr>
-              <w:t>ADANI HYBRID ENERGY JAISALMER FOUR LIMITED</w:t>
+              <w:t>ADANI RENEWABLE ENERGY HOLDING THREE LIMITED</w:t>
             </w:r>
           </w:p>
         </w:tc>
@@ -410,7 +410,7 @@
                 <w:b w:val="0"/>
                 <w:sz w:val="23"/>
               </w:rPr>
-              <w:t>ADANI RENEWABLE ENERGY FORTY THREE LIMITED</w:t>
+              <w:t>ADANI HYBRID ENERGY JAISALMER ONE LIMITED</w:t>
             </w:r>
           </w:p>
         </w:tc>
@@ -480,7 +480,7 @@
                 <w:b w:val="0"/>
                 <w:sz w:val="23"/>
               </w:rPr>
-              <w:t>ADANI HYBRID ENERGY JAISALMER ONE LIMITED</w:t>
+              <w:t>ADANI HYBRID ENERGY JAISALMER FOUR LIMITED</w:t>
             </w:r>
           </w:p>
         </w:tc>
@@ -550,7 +550,7 @@
                 <w:b w:val="0"/>
                 <w:sz w:val="23"/>
               </w:rPr>
-              <w:t>RSEPL RENEWABLE ENERGY ONE LIMITED</w:t>
+              <w:t>ADANI RENEWABLE ENERGY HOLDING FIFTEEN LIMITED</w:t>
             </w:r>
           </w:p>
         </w:tc>
@@ -620,7 +620,7 @@
                 <w:b w:val="0"/>
                 <w:sz w:val="23"/>
               </w:rPr>
-              <w:t>ADANI RENEWABLE ENERGY HOLDING FIFTEEN LIMITED</w:t>
+              <w:t>RSEPL RENEWABLE ENERGY ONE LIMITED</w:t>
             </w:r>
           </w:p>
         </w:tc>
@@ -690,7 +690,7 @@
                 <w:b w:val="0"/>
                 <w:sz w:val="23"/>
               </w:rPr>
-              <w:t>ADANI RENEWABLE ENERGY HOLDING THREE LIMITED</w:t>
+              <w:t>ADANI RENEWABLE ENERGY FORTY ONE LIMITED</w:t>
             </w:r>
           </w:p>
         </w:tc>
@@ -760,7 +760,7 @@
                 <w:b w:val="0"/>
                 <w:sz w:val="23"/>
               </w:rPr>
-              <w:t>ADANI RENEWABLE ENERGY FORTY FOUR LIMITED</w:t>
+              <w:t>ADANI RENEWABLE ENERGY FORTY THREE LIMITED</w:t>
             </w:r>
           </w:p>
         </w:tc>
@@ -830,7 +830,7 @@
                 <w:b w:val="0"/>
                 <w:sz w:val="23"/>
               </w:rPr>
-              <w:t>ADANI RENEWABLE ENERGY HOLDING TWO LIMITED</w:t>
+              <w:t>ADANI RENEWABLE ENERGY FORTY FOUR LIMITED</w:t>
             </w:r>
           </w:p>
         </w:tc>
@@ -900,7 +900,7 @@
                 <w:b w:val="0"/>
                 <w:sz w:val="23"/>
               </w:rPr>
-              <w:t>ADANI RENEWABLE ENERGY FORTY ONE LIMITED</w:t>
+              <w:t>ADANI RENEWABLE ENERGY HOLDING TWO LIMITED</w:t>
             </w:r>
           </w:p>
         </w:tc>
@@ -970,7 +970,7 @@
                 <w:b w:val="0"/>
                 <w:sz w:val="23"/>
               </w:rPr>
-              <w:t>ADANI GREEN ENERGY TWENTY SEVEN C LIMITED</w:t>
+              <w:t>DGR NETSOL PRIVATE LIMITED</w:t>
             </w:r>
           </w:p>
         </w:tc>
@@ -989,7 +989,7 @@
                 <w:b w:val="0"/>
                 <w:sz w:val="23"/>
               </w:rPr>
-              <w:t>03/09/2025</w:t>
+              <w:t>03/03/2015</w:t>
             </w:r>
           </w:p>
         </w:tc>
@@ -1105,7 +1105,7 @@
           <w:b w:val="0"/>
           <w:sz w:val="23"/>
         </w:rPr>
-        <w:t xml:space="preserve">Date: 07th May, 2026</w:t>
+        <w:t xml:space="preserve">Date: 15th May, 2026</w:t>
         <w:tab/>
       </w:r>
     </w:p>
